--- a/Задача від 21.10 знайти доки/Переклад/20260703_Response_of_Deputy_Prosecutor_General.docx
+++ b/Задача від 21.10 знайти доки/Переклад/20260703_Response_of_Deputy_Prosecutor_General.docx
@@ -44,7 +44,7 @@
     </w:p>
     <w:p>
       <w:pPr>
-        <w:spacing w:after="20"/>
+        <w:spacing w:after="120" w:before="0"/>
         <w:jc w:val="center"/>
       </w:pPr>
       <w:r>
@@ -56,7 +56,7 @@
     </w:p>
     <w:p>
       <w:pPr>
-        <w:spacing w:after="20"/>
+        <w:spacing w:after="120" w:before="0"/>
         <w:jc w:val="center"/>
       </w:pPr>
       <w:r>
@@ -69,7 +69,7 @@
     </w:p>
     <w:p>
       <w:pPr>
-        <w:spacing w:line="240" w:lineRule="auto" w:after="200"/>
+        <w:spacing w:line="240" w:lineRule="auto" w:after="120" w:before="0"/>
         <w:jc w:val="center"/>
       </w:pPr>
       <w:r>
@@ -120,7 +120,7 @@
               <w:rPr>
                 <w:sz w:val="20"/>
               </w:rPr>
-              <w:t>03.07.2026 No. 10/1/1-4939-17</w:t>
+              <w:t>3 July 2026 No. 10/1/1-4939-17</w:t>
             </w:r>
           </w:p>
         </w:tc>
@@ -178,7 +178,9 @@
               <w:right w:w="0" w:type="dxa"/>
             </w:tcMar>
           </w:tcPr>
-          <w:p/>
+          <w:p>
+            <w:pPr/>
+          </w:p>
         </w:tc>
         <w:tc>
           <w:tcPr>
@@ -222,47 +224,47 @@
     </w:tbl>
     <w:p>
       <w:pPr>
-        <w:spacing w:line="276" w:lineRule="auto" w:after="180"/>
-        <w:ind w:firstLine="706"/>
+        <w:spacing w:line="276" w:lineRule="auto" w:after="120" w:before="0"/>
+        <w:ind/>
         <w:jc w:val="both"/>
       </w:pPr>
       <w:r>
         <w:rPr>
           <w:sz w:val="22"/>
         </w:rPr>
-        <w:t>Your complaint dated 19.06.2026 against the prosecutor's ruling on refusal to satisfy the motion on determination of investigative jurisdiction in criminal proceeding No. 22017000000000272 has been considered.</w:t>
+        <w:t>Your complaint dated 19 June 2026 against the prosecutor's ruling on refusal to satisfy the motion on determination of investigative jurisdiction in criminal proceeding No. 22017000000000272 has been considered.</w:t>
       </w:r>
     </w:p>
     <w:p>
       <w:pPr>
-        <w:spacing w:line="276" w:lineRule="auto" w:after="180"/>
-        <w:ind w:firstLine="706"/>
+        <w:spacing w:line="276" w:lineRule="auto" w:after="120" w:before="0"/>
+        <w:ind/>
         <w:jc w:val="both"/>
       </w:pPr>
       <w:r>
         <w:rPr>
           <w:sz w:val="22"/>
         </w:rPr>
-        <w:t>It has been established that the Main Investigation Directorate of the Security Service of Ukraine is conducting a pre-trial investigation in criminal proceeding No. 22017000000000272 dated 06.07.2017, in particular, on suspicion of V.O. Boguslayev of committing criminal offenses provided for by Part 5 of Art. 191 and Part 3 of Art. 209 of the CC of Ukraine, and O.V. Boguslayev of committing a criminal offense provided for by Part 3 of Art. 209 of the CC of Ukraine.</w:t>
+        <w:t>It has been established that the Main Investigation Directorate of the Security Service of Ukraine is conducting a pre-trial investigation in criminal proceeding No. 22017000000000272 dated 6 July 2017, in particular, on suspicion of V.O. Boguslayev of committing criminal offenses provided for by Part 5 of Art. 191 and Part 3 of Art. 209 of the CC of Ukraine, and O.V. Boguslayev of committing a criminal offense provided for by Part 3 of Art. 209 of the CC of Ukraine.</w:t>
       </w:r>
     </w:p>
     <w:p>
       <w:pPr>
-        <w:spacing w:line="276" w:lineRule="auto" w:after="180"/>
-        <w:ind w:firstLine="706"/>
+        <w:spacing w:line="276" w:lineRule="auto" w:after="120" w:before="0"/>
+        <w:ind/>
         <w:jc w:val="both"/>
       </w:pPr>
       <w:r>
         <w:rPr>
           <w:sz w:val="22"/>
         </w:rPr>
-        <w:t>The prosecutor considered Your motion dated 29.05.2026 No. 20260529/1 on determination of investigative jurisdiction in this criminal proceeding behind the National Anti-Corruption Bureau of Ukraine. Following the results of the consideration, he adopted a ruling on refusal to satisfy it. Grounds for revoking this ruling, provided for by Part 6 of Art. 36 of the CPC of Ukraine, have not been established.</w:t>
+        <w:t>The prosecutor considered Your motion dated 29 May 2026 No. 20260529/1 on determination of investigative jurisdiction in this criminal proceeding behind the National Anti-Corruption Bureau of Ukraine. Following the results of the consideration, he adopted a ruling on refusal to satisfy it. Grounds for revoking this ruling, provided for by Part 6 of Art. 36 of the CPC of Ukraine, have not been established.</w:t>
       </w:r>
     </w:p>
     <w:p>
       <w:pPr>
-        <w:spacing w:line="276" w:lineRule="auto" w:after="480"/>
-        <w:ind w:firstLine="706"/>
+        <w:spacing w:line="276" w:lineRule="auto" w:after="120" w:before="0"/>
+        <w:ind/>
         <w:jc w:val="both"/>
       </w:pPr>
       <w:r>
@@ -796,7 +798,7 @@
     <w:qFormat/>
     <w:rsid w:val="00FC693F"/>
     <w:pPr>
-      <w:spacing w:line="276" w:lineRule="auto" w:after="0" w:before="0"/>
+      <w:spacing w:line="276" w:lineRule="auto" w:after="120" w:before="0"/>
     </w:pPr>
     <w:rPr>
       <w:rFonts w:ascii="Times New Roman" w:hAnsi="Times New Roman"/>
